--- a/templates/lenh_van_chuyen_tai_cont.docx
+++ b/templates/lenh_van_chuyen_tai_cont.docx
@@ -165,7 +165,7 @@
                 </mc:Choice>
                 <mc:Fallback>
                   <w:pict>
-                    <v:shape w14:anchorId="04B64A55" id="Graphic 1" o:spid="_x0000_s1026" style="position:absolute;margin-left:1.45pt;margin-top:-12.1pt;width:379.35pt;height:490.45pt;z-index:-251656704;visibility:visible;mso-wrap-style:square;mso-wrap-distance-left:0;mso-wrap-distance-top:0;mso-wrap-distance-right:0;mso-wrap-distance-bottom:0;mso-position-horizontal:absolute;mso-position-horizontal-relative:page;mso-position-vertical:absolute;mso-position-vertical-relative:margin;v-text-anchor:top" coordsize="4817745,6228715" o:gfxdata="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" path="m3655,r,6228135em18275,14620r,6198895em,3655r4817301,em14620,18275r4788061,em14620,6209860r4788061,em,6224480r4817301,em4799026,14620r,6198895em4813646,r,6228135e" filled="f" strokeweight=".20306mm">
+                    <v:shape w14:anchorId="7B6D0470" id="Graphic 1" o:spid="_x0000_s1026" style="position:absolute;margin-left:1.45pt;margin-top:-12.1pt;width:379.35pt;height:490.45pt;z-index:-251656704;visibility:visible;mso-wrap-style:square;mso-wrap-distance-left:0;mso-wrap-distance-top:0;mso-wrap-distance-right:0;mso-wrap-distance-bottom:0;mso-position-horizontal:absolute;mso-position-horizontal-relative:page;mso-position-vertical:absolute;mso-position-vertical-relative:margin;v-text-anchor:top" coordsize="4817745,6228715" o:gfxdata="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" path="m3655,r,6228135em18275,14620r,6198895em,3655r4817301,em14620,18275r4788061,em14620,6209860r4788061,em,6224480r4817301,em4799026,14620r,6198895em4813646,r,6228135e" filled="f" strokeweight=".20306mm">
                       <v:path arrowok="t"/>
                       <w10:wrap anchorx="page" anchory="margin"/>
                     </v:shape>
@@ -503,15 +503,6 @@
             <w:pPr>
               <w:jc w:val="center"/>
               <w:rPr>
-                <w:sz w:val="20"/>
-                <w:szCs w:val="20"/>
-              </w:rPr>
-            </w:pPr>
-          </w:p>
-          <w:p>
-            <w:pPr>
-              <w:jc w:val="center"/>
-              <w:rPr>
                 <w:b/>
                 <w:bCs/>
                 <w:sz w:val="20"/>
@@ -608,7 +599,27 @@
           <w:sz w:val="20"/>
           <w:szCs w:val="20"/>
         </w:rPr>
-        <w:t>HỢP TÁC XÃ LÂM MINH</w:t>
+        <w:t>{{</w:t>
+      </w:r>
+      <w:proofErr w:type="spellStart"/>
+      <w:r>
+        <w:rPr>
+          <w:b/>
+          <w:bCs/>
+          <w:sz w:val="20"/>
+          <w:szCs w:val="20"/>
+        </w:rPr>
+        <w:t>tenDonViHTX</w:t>
+      </w:r>
+      <w:proofErr w:type="spellEnd"/>
+      <w:r>
+        <w:rPr>
+          <w:b/>
+          <w:bCs/>
+          <w:sz w:val="20"/>
+          <w:szCs w:val="20"/>
+        </w:rPr>
+        <w:t>}}</w:t>
       </w:r>
     </w:p>
     <w:p>
@@ -1593,15 +1604,48 @@
                 <w:szCs w:val="20"/>
               </w:rPr>
             </w:pPr>
-            <w:r>
+          </w:p>
+          <w:p>
+            <w:pPr>
+              <w:jc w:val="center"/>
               <w:rPr>
                 <w:b/>
                 <w:bCs/>
                 <w:sz w:val="20"/>
                 <w:szCs w:val="20"/>
               </w:rPr>
+            </w:pPr>
+          </w:p>
+          <w:p>
+            <w:pPr>
+              <w:jc w:val="center"/>
+              <w:rPr>
+                <w:b/>
+                <w:bCs/>
+                <w:sz w:val="20"/>
+                <w:szCs w:val="20"/>
+              </w:rPr>
+            </w:pPr>
+            <w:r>
+              <w:rPr>
+                <w:b/>
+                <w:bCs/>
+                <w:sz w:val="20"/>
+                <w:szCs w:val="20"/>
+              </w:rPr>
               <w:t>NHÂN VIÊN VIẾT LỆNH</w:t>
             </w:r>
+          </w:p>
+          <w:p>
+            <w:pPr>
+              <w:jc w:val="center"/>
+              <w:rPr>
+                <w:b/>
+                <w:bCs/>
+                <w:sz w:val="20"/>
+                <w:szCs w:val="20"/>
+              </w:rPr>
+            </w:pPr>
           </w:p>
           <w:p>
             <w:pPr>
@@ -1698,107 +1742,116 @@
                 <w:szCs w:val="20"/>
               </w:rPr>
             </w:pPr>
-            <w:proofErr w:type="spellStart"/>
-            <w:r>
-              <w:rPr>
-                <w:sz w:val="20"/>
-                <w:szCs w:val="20"/>
-              </w:rPr>
-              <w:t>Ngày</w:t>
-            </w:r>
-            <w:proofErr w:type="spellEnd"/>
-            <w:r>
-              <w:rPr>
-                <w:sz w:val="20"/>
-                <w:szCs w:val="20"/>
-              </w:rPr>
-              <w:t xml:space="preserve"> {{</w:t>
-            </w:r>
-            <w:proofErr w:type="spellStart"/>
-            <w:r>
-              <w:rPr>
-                <w:sz w:val="20"/>
-                <w:szCs w:val="20"/>
-              </w:rPr>
-              <w:t>ngayTraHoSoPhuHieu_dd</w:t>
-            </w:r>
-            <w:proofErr w:type="spellEnd"/>
-            <w:r>
-              <w:rPr>
-                <w:sz w:val="20"/>
-                <w:szCs w:val="20"/>
-              </w:rPr>
-              <w:t xml:space="preserve">}} </w:t>
-            </w:r>
-            <w:proofErr w:type="spellStart"/>
-            <w:r>
-              <w:rPr>
-                <w:sz w:val="20"/>
-                <w:szCs w:val="20"/>
-              </w:rPr>
-              <w:t>tháng</w:t>
-            </w:r>
-            <w:proofErr w:type="spellEnd"/>
-            <w:r>
-              <w:rPr>
-                <w:sz w:val="20"/>
-                <w:szCs w:val="20"/>
-              </w:rPr>
-              <w:t xml:space="preserve"> {{</w:t>
-            </w:r>
-            <w:proofErr w:type="spellStart"/>
-            <w:r>
-              <w:rPr>
-                <w:sz w:val="20"/>
-                <w:szCs w:val="20"/>
-              </w:rPr>
-              <w:t>ngayTraHoSoPhuHieu_MM</w:t>
-            </w:r>
-            <w:proofErr w:type="spellEnd"/>
-            <w:r>
-              <w:rPr>
-                <w:sz w:val="20"/>
-                <w:szCs w:val="20"/>
-              </w:rPr>
-              <w:t xml:space="preserve">}} </w:t>
-            </w:r>
-            <w:proofErr w:type="spellStart"/>
-            <w:r>
-              <w:rPr>
-                <w:sz w:val="20"/>
-                <w:szCs w:val="20"/>
-              </w:rPr>
-              <w:t>năm</w:t>
-            </w:r>
-            <w:proofErr w:type="spellEnd"/>
-            <w:r>
-              <w:rPr>
-                <w:sz w:val="20"/>
-                <w:szCs w:val="20"/>
-              </w:rPr>
-              <w:t xml:space="preserve"> {{</w:t>
-            </w:r>
-            <w:proofErr w:type="spellStart"/>
-            <w:r>
-              <w:rPr>
-                <w:sz w:val="20"/>
-                <w:szCs w:val="20"/>
-              </w:rPr>
-              <w:t>ngayTraHoSoPhuHieu_yyyy</w:t>
-            </w:r>
-            <w:proofErr w:type="spellEnd"/>
-            <w:r>
-              <w:rPr>
-                <w:sz w:val="20"/>
-                <w:szCs w:val="20"/>
-              </w:rPr>
-              <w:t>}}</w:t>
-            </w:r>
           </w:p>
           <w:p>
             <w:pPr>
               <w:jc w:val="center"/>
               <w:rPr>
+                <w:sz w:val="20"/>
+                <w:szCs w:val="20"/>
+              </w:rPr>
+            </w:pPr>
+            <w:proofErr w:type="spellStart"/>
+            <w:r>
+              <w:rPr>
+                <w:sz w:val="20"/>
+                <w:szCs w:val="20"/>
+              </w:rPr>
+              <w:t>Ngày</w:t>
+            </w:r>
+            <w:proofErr w:type="spellEnd"/>
+            <w:r>
+              <w:rPr>
+                <w:sz w:val="20"/>
+                <w:szCs w:val="20"/>
+              </w:rPr>
+              <w:t xml:space="preserve"> {{</w:t>
+            </w:r>
+            <w:proofErr w:type="spellStart"/>
+            <w:r>
+              <w:rPr>
+                <w:sz w:val="20"/>
+                <w:szCs w:val="20"/>
+              </w:rPr>
+              <w:t>ngayTraHoSoPhuHieu_dd</w:t>
+            </w:r>
+            <w:proofErr w:type="spellEnd"/>
+            <w:r>
+              <w:rPr>
+                <w:sz w:val="20"/>
+                <w:szCs w:val="20"/>
+              </w:rPr>
+              <w:t xml:space="preserve">}} </w:t>
+            </w:r>
+            <w:proofErr w:type="spellStart"/>
+            <w:r>
+              <w:rPr>
+                <w:sz w:val="20"/>
+                <w:szCs w:val="20"/>
+              </w:rPr>
+              <w:t>tháng</w:t>
+            </w:r>
+            <w:proofErr w:type="spellEnd"/>
+            <w:r>
+              <w:rPr>
+                <w:sz w:val="20"/>
+                <w:szCs w:val="20"/>
+              </w:rPr>
+              <w:t xml:space="preserve"> {{</w:t>
+            </w:r>
+            <w:proofErr w:type="spellStart"/>
+            <w:r>
+              <w:rPr>
+                <w:sz w:val="20"/>
+                <w:szCs w:val="20"/>
+              </w:rPr>
+              <w:t>ngayTraHoSoPhuHieu_MM</w:t>
+            </w:r>
+            <w:proofErr w:type="spellEnd"/>
+            <w:r>
+              <w:rPr>
+                <w:sz w:val="20"/>
+                <w:szCs w:val="20"/>
+              </w:rPr>
+              <w:t xml:space="preserve">}} </w:t>
+            </w:r>
+            <w:proofErr w:type="spellStart"/>
+            <w:r>
+              <w:rPr>
+                <w:sz w:val="20"/>
+                <w:szCs w:val="20"/>
+              </w:rPr>
+              <w:t>năm</w:t>
+            </w:r>
+            <w:proofErr w:type="spellEnd"/>
+            <w:r>
+              <w:rPr>
+                <w:sz w:val="20"/>
+                <w:szCs w:val="20"/>
+              </w:rPr>
+              <w:t xml:space="preserve"> {{</w:t>
+            </w:r>
+            <w:proofErr w:type="spellStart"/>
+            <w:r>
+              <w:rPr>
+                <w:sz w:val="20"/>
+                <w:szCs w:val="20"/>
+              </w:rPr>
+              <w:t>ngayTraHoSoPhuHieu_yyyy</w:t>
+            </w:r>
+            <w:proofErr w:type="spellEnd"/>
+            <w:r>
+              <w:rPr>
+                <w:sz w:val="20"/>
+                <w:szCs w:val="20"/>
+              </w:rPr>
+              <w:t>}}</w:t>
+            </w:r>
+          </w:p>
+          <w:p>
+            <w:pPr>
+              <w:jc w:val="center"/>
+              <w:rPr>
                 <w:b/>
                 <w:bCs/>
                 <w:sz w:val="20"/>
@@ -1814,6 +1867,15 @@
               </w:rPr>
               <w:t>GIÁM ĐỐC</w:t>
             </w:r>
+          </w:p>
+          <w:p>
+            <w:pPr>
+              <w:jc w:val="center"/>
+              <w:rPr>
+                <w:sz w:val="20"/>
+                <w:szCs w:val="20"/>
+              </w:rPr>
+            </w:pPr>
           </w:p>
           <w:p>
             <w:pPr>
@@ -4034,7 +4096,7 @@
     </w:p>
     <w:sectPr>
       <w:pgSz w:w="8391" w:h="11906" w:code="11"/>
-      <w:pgMar w:top="568" w:right="453" w:bottom="1134" w:left="1701" w:header="720" w:footer="720" w:gutter="0"/>
+      <w:pgMar w:top="1135" w:right="453" w:bottom="1134" w:left="1701" w:header="720" w:footer="720" w:gutter="0"/>
       <w:cols w:space="720"/>
       <w:docGrid w:linePitch="360"/>
     </w:sectPr>
